--- a/word/00-README.docx
+++ b/word/00-README.docx
@@ -2,7 +2,7 @@
 <file path=word/document.xml><?xml version="1.0" encoding="utf-8"?>
 <w:document xmlns:w="http://schemas.openxmlformats.org/wordprocessingml/2006/main" xmlns:m="http://schemas.openxmlformats.org/officeDocument/2006/math" xmlns:r="http://schemas.openxmlformats.org/officeDocument/2006/relationships" xmlns:o="urn:schemas-microsoft-com:office:office" xmlns:v="urn:schemas-microsoft-com:vml" xmlns:w10="urn:schemas-microsoft-com:office:word" xmlns:a="http://schemas.openxmlformats.org/drawingml/2006/main" xmlns:pic="http://schemas.openxmlformats.org/drawingml/2006/picture" xmlns:wp="http://schemas.openxmlformats.org/drawingml/2006/wordprocessingDrawing">
   <w:body>
-    <w:bookmarkStart w:id="40" w:name="sankofa-fragmentos-da-áfrica"/>
+    <w:bookmarkStart w:id="42" w:name="sankofa-fragmentos-da-áfrica"/>
     <w:p>
       <w:pPr>
         <w:pStyle w:val="Heading1"/>
@@ -556,13 +556,13 @@
       </w:r>
     </w:p>
     <w:bookmarkEnd w:id="23"/>
-    <w:bookmarkStart w:id="24" w:name="documentação-completa-em-word"/>
+    <w:bookmarkStart w:id="24" w:name="documentação-em-word"/>
     <w:p>
       <w:pPr>
         <w:pStyle w:val="Heading2"/>
       </w:pPr>
       <w:r>
-        <w:t xml:space="preserve">Documentação completa em Word</w:t>
+        <w:t xml:space="preserve">Documentação em Word</w:t>
       </w:r>
     </w:p>
     <w:p>
@@ -570,7 +570,7 @@
         <w:pStyle w:val="FirstParagraph"/>
       </w:pPr>
       <w:r>
-        <w:t xml:space="preserve">Todos os docs reunidos num único</w:t>
+        <w:t xml:space="preserve">Todos os docs disponíveis em</w:t>
       </w:r>
       <w:r>
         <w:t xml:space="preserve"> </w:t>
@@ -585,7 +585,21 @@
         <w:t xml:space="preserve"> </w:t>
       </w:r>
       <w:r>
-        <w:t xml:space="preserve">editável:</w:t>
+        <w:t xml:space="preserve">na pasta</w:t>
+      </w:r>
+      <w:r>
+        <w:t xml:space="preserve"> </w:t>
+      </w:r>
+      <w:r>
+        <w:rPr>
+          <w:rStyle w:val="VerbatimChar"/>
+          <w:bCs/>
+          <w:b/>
+        </w:rPr>
+        <w:t xml:space="preserve">word/</w:t>
+      </w:r>
+      <w:r>
+        <w:t xml:space="preserve">:</w:t>
       </w:r>
     </w:p>
     <w:p>
@@ -596,7 +610,88 @@
         <w:rPr>
           <w:rStyle w:val="VerbatimChar"/>
         </w:rPr>
-        <w:t xml:space="preserve">docs/Sankofa-Documentacao-Completa.docx</w:t>
+        <w:t xml:space="preserve">word/00-README.docx</w:t>
+      </w:r>
+      <w:r>
+        <w:br/>
+      </w:r>
+      <w:r>
+        <w:rPr>
+          <w:rStyle w:val="VerbatimChar"/>
+        </w:rPr>
+        <w:t xml:space="preserve">word/01-Conceito.docx</w:t>
+      </w:r>
+      <w:r>
+        <w:br/>
+      </w:r>
+      <w:r>
+        <w:rPr>
+          <w:rStyle w:val="VerbatimChar"/>
+        </w:rPr>
+        <w:t xml:space="preserve">word/02-Roadmap.docx</w:t>
+      </w:r>
+      <w:r>
+        <w:br/>
+      </w:r>
+      <w:r>
+        <w:rPr>
+          <w:rStyle w:val="VerbatimChar"/>
+        </w:rPr>
+        <w:t xml:space="preserve">word/03-Audio.docx</w:t>
+      </w:r>
+      <w:r>
+        <w:br/>
+      </w:r>
+      <w:r>
+        <w:rPr>
+          <w:rStyle w:val="VerbatimChar"/>
+        </w:rPr>
+        <w:t xml:space="preserve">word/04-Liga.docx</w:t>
+      </w:r>
+      <w:r>
+        <w:br/>
+      </w:r>
+      <w:r>
+        <w:rPr>
+          <w:rStyle w:val="VerbatimChar"/>
+        </w:rPr>
+        <w:t xml:space="preserve">word/05-Monetizacao.docx</w:t>
+      </w:r>
+      <w:r>
+        <w:br/>
+      </w:r>
+      <w:r>
+        <w:rPr>
+          <w:rStyle w:val="VerbatimChar"/>
+        </w:rPr>
+        <w:t xml:space="preserve">word/06-Pitch-Deck.docx</w:t>
+      </w:r>
+      <w:r>
+        <w:br/>
+      </w:r>
+      <w:r>
+        <w:rPr>
+          <w:rStyle w:val="VerbatimChar"/>
+        </w:rPr>
+        <w:t xml:space="preserve">word/07-Cartas.docx</w:t>
+      </w:r>
+      <w:r>
+        <w:br/>
+      </w:r>
+      <w:r>
+        <w:rPr>
+          <w:rStyle w:val="VerbatimChar"/>
+        </w:rPr>
+        <w:t xml:space="preserve">word/08-One-Pager.docx</w:t>
+      </w:r>
+      <w:r>
+        <w:br/>
+      </w:r>
+      <w:r>
+        <w:rPr>
+          <w:rStyle w:val="VerbatimChar"/>
+        </w:rPr>
+        <w:t xml:space="preserve">word/09-Documentacao-Completa.docx   ← volume único, com sumário</w:t>
       </w:r>
     </w:p>
     <w:p>
@@ -629,7 +724,19 @@
         <w:pStyle w:val="FirstParagraph"/>
       </w:pPr>
       <w:r>
-        <w:t xml:space="preserve">Inclui: README, Conceito, Roadmap, Áudio, Liga, Monetização, Pitch Deck, Cartas, One-Pager.</w:t>
+        <w:t xml:space="preserve">Detalhe em</w:t>
+      </w:r>
+      <w:r>
+        <w:t xml:space="preserve"> </w:t>
+      </w:r>
+      <w:r>
+        <w:rPr>
+          <w:rStyle w:val="VerbatimChar"/>
+        </w:rPr>
+        <w:t xml:space="preserve">word/README.md</w:t>
+      </w:r>
+      <w:r>
+        <w:t xml:space="preserve">.</w:t>
       </w:r>
     </w:p>
     <w:bookmarkEnd w:id="24"/>
@@ -1270,12 +1377,242 @@
       </w:r>
     </w:p>
     <w:bookmarkEnd w:id="30"/>
-    <w:bookmarkStart w:id="39" w:name="Xcef065e41ff9bf17e39f1a57d997e23a838e6b6"/>
+    <w:bookmarkStart w:id="32" w:name="autor"/>
     <w:p>
       <w:pPr>
         <w:pStyle w:val="Heading2"/>
       </w:pPr>
       <w:r>
+        <w:t xml:space="preserve">Autor</w:t>
+      </w:r>
+    </w:p>
+    <w:p>
+      <w:pPr>
+        <w:pStyle w:val="FirstParagraph"/>
+      </w:pPr>
+      <w:r>
+        <w:rPr>
+          <w:bCs/>
+          <w:b/>
+        </w:rPr>
+        <w:t xml:space="preserve">Filipe Buba N’hada</w:t>
+      </w:r>
+      <w:r>
+        <w:t xml:space="preserve"> </w:t>
+      </w:r>
+      <w:r>
+        <w:t xml:space="preserve">(PCD)</w:t>
+      </w:r>
+      <w:r>
+        <w:t xml:space="preserve"> </w:t>
+      </w:r>
+      <w:r>
+        <w:t xml:space="preserve">Engenheiro de Software · UNILAB · Impacta · XP Educação</w:t>
+      </w:r>
+    </w:p>
+    <w:p>
+      <w:pPr>
+        <w:numPr>
+          <w:ilvl w:val="0"/>
+          <w:numId w:val="1008"/>
+        </w:numPr>
+        <w:pStyle w:val="Compact"/>
+      </w:pPr>
+      <w:r>
+        <w:t xml:space="preserve">3 anos como Software Engineer no</w:t>
+      </w:r>
+      <w:r>
+        <w:t xml:space="preserve"> </w:t>
+      </w:r>
+      <w:r>
+        <w:rPr>
+          <w:bCs/>
+          <w:b/>
+        </w:rPr>
+        <w:t xml:space="preserve">Mercado Livre</w:t>
+      </w:r>
+      <w:r>
+        <w:t xml:space="preserve"> </w:t>
+      </w:r>
+      <w:r>
+        <w:t xml:space="preserve">(2022–2024)</w:t>
+      </w:r>
+    </w:p>
+    <w:p>
+      <w:pPr>
+        <w:numPr>
+          <w:ilvl w:val="0"/>
+          <w:numId w:val="1008"/>
+        </w:numPr>
+        <w:pStyle w:val="Compact"/>
+      </w:pPr>
+      <w:r>
+        <w:t xml:space="preserve">Estágio de Análise de Dados na</w:t>
+      </w:r>
+      <w:r>
+        <w:t xml:space="preserve"> </w:t>
+      </w:r>
+      <w:r>
+        <w:rPr>
+          <w:bCs/>
+          <w:b/>
+        </w:rPr>
+        <w:t xml:space="preserve">Telefônica/Vivo</w:t>
+      </w:r>
+      <w:r>
+        <w:t xml:space="preserve"> </w:t>
+      </w:r>
+      <w:r>
+        <w:t xml:space="preserve">(2022)</w:t>
+      </w:r>
+    </w:p>
+    <w:p>
+      <w:pPr>
+        <w:numPr>
+          <w:ilvl w:val="0"/>
+          <w:numId w:val="1008"/>
+        </w:numPr>
+        <w:pStyle w:val="Compact"/>
+      </w:pPr>
+      <w:r>
+        <w:t xml:space="preserve">Graduado em</w:t>
+      </w:r>
+      <w:r>
+        <w:t xml:space="preserve"> </w:t>
+      </w:r>
+      <w:r>
+        <w:rPr>
+          <w:bCs/>
+          <w:b/>
+        </w:rPr>
+        <w:t xml:space="preserve">Ciência da Computação</w:t>
+      </w:r>
+      <w:r>
+        <w:t xml:space="preserve"> </w:t>
+      </w:r>
+      <w:r>
+        <w:t xml:space="preserve">(Faculdade Impacta, 2024)</w:t>
+      </w:r>
+    </w:p>
+    <w:p>
+      <w:pPr>
+        <w:numPr>
+          <w:ilvl w:val="0"/>
+          <w:numId w:val="1008"/>
+        </w:numPr>
+        <w:pStyle w:val="Compact"/>
+      </w:pPr>
+      <w:r>
+        <w:rPr>
+          <w:bCs/>
+          <w:b/>
+        </w:rPr>
+        <w:t xml:space="preserve">Licenciatura em Ciências Sociais</w:t>
+      </w:r>
+      <w:r>
+        <w:t xml:space="preserve"> </w:t>
+      </w:r>
+      <w:r>
+        <w:t xml:space="preserve">(UNILAB, 2021)</w:t>
+      </w:r>
+    </w:p>
+    <w:p>
+      <w:pPr>
+        <w:numPr>
+          <w:ilvl w:val="0"/>
+          <w:numId w:val="1008"/>
+        </w:numPr>
+        <w:pStyle w:val="Compact"/>
+      </w:pPr>
+      <w:r>
+        <w:rPr>
+          <w:bCs/>
+          <w:b/>
+        </w:rPr>
+        <w:t xml:space="preserve">Bacharelado em Humanidades</w:t>
+      </w:r>
+      <w:r>
+        <w:t xml:space="preserve"> </w:t>
+      </w:r>
+      <w:r>
+        <w:t xml:space="preserve">(UNILAB, 2017)</w:t>
+      </w:r>
+    </w:p>
+    <w:p>
+      <w:pPr>
+        <w:numPr>
+          <w:ilvl w:val="0"/>
+          <w:numId w:val="1008"/>
+        </w:numPr>
+        <w:pStyle w:val="Compact"/>
+      </w:pPr>
+      <w:r>
+        <w:t xml:space="preserve">Cursando Pós em</w:t>
+      </w:r>
+      <w:r>
+        <w:t xml:space="preserve"> </w:t>
+      </w:r>
+      <w:r>
+        <w:rPr>
+          <w:bCs/>
+          <w:b/>
+        </w:rPr>
+        <w:t xml:space="preserve">Ciência de Dados e IA</w:t>
+      </w:r>
+      <w:r>
+        <w:t xml:space="preserve"> </w:t>
+      </w:r>
+      <w:r>
+        <w:t xml:space="preserve">(XP Educação, prev. dez/2025)</w:t>
+      </w:r>
+    </w:p>
+    <w:p>
+      <w:pPr>
+        <w:pStyle w:val="FirstParagraph"/>
+      </w:pPr>
+      <w:r>
+        <w:t xml:space="preserve">📧 flifnhada@hotmail.com · 📱 +55 11 98483-7997</w:t>
+      </w:r>
+      <w:r>
+        <w:t xml:space="preserve"> </w:t>
+      </w:r>
+      <w:r>
+        <w:t xml:space="preserve">🔗</w:t>
+      </w:r>
+      <w:r>
+        <w:t xml:space="preserve"> </w:t>
+      </w:r>
+      <w:hyperlink r:id="rId31">
+        <w:r>
+          <w:rPr>
+            <w:rStyle w:val="Hyperlink"/>
+          </w:rPr>
+          <w:t xml:space="preserve">linkedin.com/in/filipe-buba</w:t>
+        </w:r>
+      </w:hyperlink>
+      <w:r>
+        <w:t xml:space="preserve"> </w:t>
+      </w:r>
+      <w:r>
+        <w:t xml:space="preserve">📂 Currículo completo:</w:t>
+      </w:r>
+      <w:r>
+        <w:t xml:space="preserve"> </w:t>
+      </w:r>
+      <w:r>
+        <w:rPr>
+          <w:rStyle w:val="VerbatimChar"/>
+        </w:rPr>
+        <w:t xml:space="preserve">empresa/CURRICULO.md</w:t>
+      </w:r>
+    </w:p>
+    <w:bookmarkEnd w:id="32"/>
+    <w:bookmarkStart w:id="41" w:name="Xcef065e41ff9bf17e39f1a57d997e23a838e6b6"/>
+    <w:p>
+      <w:pPr>
+        <w:pStyle w:val="Heading2"/>
+      </w:pPr>
+      <w:r>
         <w:t xml:space="preserve">Todos os volumes da História Geral da África</w:t>
       </w:r>
     </w:p>
@@ -1283,11 +1620,11 @@
       <w:pPr>
         <w:numPr>
           <w:ilvl w:val="0"/>
-          <w:numId w:val="1008"/>
-        </w:numPr>
-        <w:pStyle w:val="Compact"/>
-      </w:pPr>
-      <w:hyperlink r:id="rId31">
+          <w:numId w:val="1009"/>
+        </w:numPr>
+        <w:pStyle w:val="Compact"/>
+      </w:pPr>
+      <w:hyperlink r:id="rId33">
         <w:r>
           <w:rPr>
             <w:rStyle w:val="Hyperlink"/>
@@ -1300,11 +1637,11 @@
       <w:pPr>
         <w:numPr>
           <w:ilvl w:val="0"/>
-          <w:numId w:val="1008"/>
-        </w:numPr>
-        <w:pStyle w:val="Compact"/>
-      </w:pPr>
-      <w:hyperlink r:id="rId32">
+          <w:numId w:val="1009"/>
+        </w:numPr>
+        <w:pStyle w:val="Compact"/>
+      </w:pPr>
+      <w:hyperlink r:id="rId34">
         <w:r>
           <w:rPr>
             <w:rStyle w:val="Hyperlink"/>
@@ -1317,11 +1654,11 @@
       <w:pPr>
         <w:numPr>
           <w:ilvl w:val="0"/>
-          <w:numId w:val="1008"/>
-        </w:numPr>
-        <w:pStyle w:val="Compact"/>
-      </w:pPr>
-      <w:hyperlink r:id="rId33">
+          <w:numId w:val="1009"/>
+        </w:numPr>
+        <w:pStyle w:val="Compact"/>
+      </w:pPr>
+      <w:hyperlink r:id="rId35">
         <w:r>
           <w:rPr>
             <w:rStyle w:val="Hyperlink"/>
@@ -1334,11 +1671,11 @@
       <w:pPr>
         <w:numPr>
           <w:ilvl w:val="0"/>
-          <w:numId w:val="1008"/>
-        </w:numPr>
-        <w:pStyle w:val="Compact"/>
-      </w:pPr>
-      <w:hyperlink r:id="rId34">
+          <w:numId w:val="1009"/>
+        </w:numPr>
+        <w:pStyle w:val="Compact"/>
+      </w:pPr>
+      <w:hyperlink r:id="rId36">
         <w:r>
           <w:rPr>
             <w:rStyle w:val="Hyperlink"/>
@@ -1351,11 +1688,11 @@
       <w:pPr>
         <w:numPr>
           <w:ilvl w:val="0"/>
-          <w:numId w:val="1008"/>
-        </w:numPr>
-        <w:pStyle w:val="Compact"/>
-      </w:pPr>
-      <w:hyperlink r:id="rId35">
+          <w:numId w:val="1009"/>
+        </w:numPr>
+        <w:pStyle w:val="Compact"/>
+      </w:pPr>
+      <w:hyperlink r:id="rId37">
         <w:r>
           <w:rPr>
             <w:rStyle w:val="Hyperlink"/>
@@ -1368,11 +1705,11 @@
       <w:pPr>
         <w:numPr>
           <w:ilvl w:val="0"/>
-          <w:numId w:val="1008"/>
-        </w:numPr>
-        <w:pStyle w:val="Compact"/>
-      </w:pPr>
-      <w:hyperlink r:id="rId36">
+          <w:numId w:val="1009"/>
+        </w:numPr>
+        <w:pStyle w:val="Compact"/>
+      </w:pPr>
+      <w:hyperlink r:id="rId38">
         <w:r>
           <w:rPr>
             <w:rStyle w:val="Hyperlink"/>
@@ -1385,11 +1722,11 @@
       <w:pPr>
         <w:numPr>
           <w:ilvl w:val="0"/>
-          <w:numId w:val="1008"/>
-        </w:numPr>
-        <w:pStyle w:val="Compact"/>
-      </w:pPr>
-      <w:hyperlink r:id="rId37">
+          <w:numId w:val="1009"/>
+        </w:numPr>
+        <w:pStyle w:val="Compact"/>
+      </w:pPr>
+      <w:hyperlink r:id="rId39">
         <w:r>
           <w:rPr>
             <w:rStyle w:val="Hyperlink"/>
@@ -1402,11 +1739,11 @@
       <w:pPr>
         <w:numPr>
           <w:ilvl w:val="0"/>
-          <w:numId w:val="1008"/>
-        </w:numPr>
-        <w:pStyle w:val="Compact"/>
-      </w:pPr>
-      <w:hyperlink r:id="rId38">
+          <w:numId w:val="1009"/>
+        </w:numPr>
+        <w:pStyle w:val="Compact"/>
+      </w:pPr>
+      <w:hyperlink r:id="rId40">
         <w:r>
           <w:rPr>
             <w:rStyle w:val="Hyperlink"/>
@@ -1415,8 +1752,8 @@
         </w:r>
       </w:hyperlink>
     </w:p>
-    <w:bookmarkEnd w:id="39"/>
-    <w:bookmarkEnd w:id="40"/>
+    <w:bookmarkEnd w:id="41"/>
+    <w:bookmarkEnd w:id="42"/>
     <w:sectPr/>
   </w:body>
 </w:document>
@@ -1790,6 +2127,9 @@
     <w:abstractNumId w:val="991"/>
   </w:num>
   <w:num w:numId="1008">
+    <w:abstractNumId w:val="991"/>
+  </w:num>
+  <w:num w:numId="1009">
     <w:abstractNumId w:val="991"/>
   </w:num>
 </w:numbering>

--- a/word/00-README.docx
+++ b/word/00-README.docx
@@ -138,13 +138,13 @@
       </w:r>
     </w:p>
     <w:bookmarkEnd w:id="20"/>
-    <w:bookmarkStart w:id="21" w:name="estado-atual-mvp-mundo-1"/>
+    <w:bookmarkStart w:id="21" w:name="X9e051b45ae66e2295f53528aa973fee59302afc"/>
     <w:p>
       <w:pPr>
         <w:pStyle w:val="Heading2"/>
       </w:pPr>
       <w:r>
-        <w:t xml:space="preserve">Estado atual (MVP — Mundo 1)</w:t>
+        <w:t xml:space="preserve">Estado atual (v1.3.6-dev — 8 mundos, 71 enigmas)</w:t>
       </w:r>
     </w:p>
     <w:p>
@@ -156,67 +156,7 @@
         <w:pStyle w:val="Compact"/>
       </w:pPr>
       <w:r>
-        <w:t xml:space="preserve">Fluxo completo: landing → registro → mapa de mundos → mundo → enigma → resultado → mosaico → perfil → conquistas → desafio diário.</w:t>
-      </w:r>
-    </w:p>
-    <w:p>
-      <w:pPr>
-        <w:numPr>
-          <w:ilvl w:val="0"/>
-          <w:numId w:val="1001"/>
-        </w:numPr>
-        <w:pStyle w:val="Compact"/>
-      </w:pPr>
-      <w:r>
-        <w:t xml:space="preserve">5 enigmas jogáveis baseados no Volume I da HGA.</w:t>
-      </w:r>
-    </w:p>
-    <w:p>
-      <w:pPr>
-        <w:numPr>
-          <w:ilvl w:val="0"/>
-          <w:numId w:val="1001"/>
-        </w:numPr>
-        <w:pStyle w:val="Compact"/>
-      </w:pPr>
-      <w:r>
-        <w:t xml:space="preserve">3 dicas progressivas por enigma (com custo em pontos).</w:t>
-      </w:r>
-    </w:p>
-    <w:p>
-      <w:pPr>
-        <w:numPr>
-          <w:ilvl w:val="0"/>
-          <w:numId w:val="1001"/>
-        </w:numPr>
-        <w:pStyle w:val="Compact"/>
-      </w:pPr>
-      <w:r>
-        <w:t xml:space="preserve">10 níveis (Aprendiz → Herdeiro de Sankofa) e 10 conquistas.</w:t>
-      </w:r>
-    </w:p>
-    <w:p>
-      <w:pPr>
-        <w:numPr>
-          <w:ilvl w:val="0"/>
-          <w:numId w:val="1001"/>
-        </w:numPr>
-        <w:pStyle w:val="Compact"/>
-      </w:pPr>
-      <w:r>
-        <w:t xml:space="preserve">Mosaico de fragmentos com gradientes próprios.</w:t>
-      </w:r>
-    </w:p>
-    <w:p>
-      <w:pPr>
-        <w:numPr>
-          <w:ilvl w:val="0"/>
-          <w:numId w:val="1001"/>
-        </w:numPr>
-        <w:pStyle w:val="Compact"/>
-      </w:pPr>
-      <w:r>
-        <w:t xml:space="preserve">Persistência local com migração automática de chaves antigas.</w:t>
+        <w:t xml:space="preserve">Fluxo completo: landing → registro (modal HGA) → mapa de mundos → mundo → enigma → resultado → mosaico → perfil → conquistas → desafio diário → caderno de revisão.</w:t>
       </w:r>
     </w:p>
     <w:p>
@@ -232,6 +172,173 @@
           <w:bCs/>
           <w:b/>
         </w:rPr>
+        <w:t xml:space="preserve">71 enigmas</w:t>
+      </w:r>
+      <w:r>
+        <w:t xml:space="preserve"> </w:t>
+      </w:r>
+      <w:r>
+        <w:t xml:space="preserve">validados em 8 mundos (Vol. I 15 + Vols. II–VIII 8 cada), cobrindo toda a HGA UNESCO.</w:t>
+      </w:r>
+    </w:p>
+    <w:p>
+      <w:pPr>
+        <w:numPr>
+          <w:ilvl w:val="0"/>
+          <w:numId w:val="1001"/>
+        </w:numPr>
+        <w:pStyle w:val="Compact"/>
+      </w:pPr>
+      <w:r>
+        <w:t xml:space="preserve">3 dicas progressivas por enigma (com custo em pontos).</w:t>
+      </w:r>
+    </w:p>
+    <w:p>
+      <w:pPr>
+        <w:numPr>
+          <w:ilvl w:val="0"/>
+          <w:numId w:val="1001"/>
+        </w:numPr>
+        <w:pStyle w:val="Compact"/>
+      </w:pPr>
+      <w:r>
+        <w:t xml:space="preserve">10 níveis (Aprendiz → Herdeiro de Sankofa) e 10 conquistas.</w:t>
+      </w:r>
+    </w:p>
+    <w:p>
+      <w:pPr>
+        <w:numPr>
+          <w:ilvl w:val="0"/>
+          <w:numId w:val="1001"/>
+        </w:numPr>
+        <w:pStyle w:val="Compact"/>
+      </w:pPr>
+      <w:r>
+        <w:t xml:space="preserve">8 patentes/títulos (Caçador → Soberano Pan-Africano) com avaliação por mundos+cauris+casa.</w:t>
+      </w:r>
+    </w:p>
+    <w:p>
+      <w:pPr>
+        <w:numPr>
+          <w:ilvl w:val="0"/>
+          <w:numId w:val="1001"/>
+        </w:numPr>
+        <w:pStyle w:val="Compact"/>
+      </w:pPr>
+      <w:r>
+        <w:t xml:space="preserve">Mosaico de fragmentos com gradientes próprios + 24 PNGs.</w:t>
+      </w:r>
+    </w:p>
+    <w:p>
+      <w:pPr>
+        <w:numPr>
+          <w:ilvl w:val="0"/>
+          <w:numId w:val="1001"/>
+        </w:numPr>
+        <w:pStyle w:val="Compact"/>
+      </w:pPr>
+      <w:r>
+        <w:t xml:space="preserve">Persistência local com migração automática de chaves antigas (</w:t>
+      </w:r>
+      <w:r>
+        <w:rPr>
+          <w:rStyle w:val="VerbatimChar"/>
+        </w:rPr>
+        <w:t xml:space="preserve">sankofa_v5_&lt;profileId&gt;</w:t>
+      </w:r>
+      <w:r>
+        <w:t xml:space="preserve">).</w:t>
+      </w:r>
+    </w:p>
+    <w:p>
+      <w:pPr>
+        <w:numPr>
+          <w:ilvl w:val="0"/>
+          <w:numId w:val="1001"/>
+        </w:numPr>
+        <w:pStyle w:val="Compact"/>
+      </w:pPr>
+      <w:r>
+        <w:rPr>
+          <w:bCs/>
+          <w:b/>
+        </w:rPr>
+        <w:t xml:space="preserve">Pedagogia liberal</w:t>
+      </w:r>
+      <w:r>
+        <w:t xml:space="preserve">: próximo mundo abre a 70%, não 100%. Mestria 100% +100 cauris, Mestria Perfeita (100% com ≥80% em 1ª tentativa) +250 cauris.</w:t>
+      </w:r>
+    </w:p>
+    <w:p>
+      <w:pPr>
+        <w:numPr>
+          <w:ilvl w:val="0"/>
+          <w:numId w:val="1001"/>
+        </w:numPr>
+        <w:pStyle w:val="Compact"/>
+      </w:pPr>
+      <w:r>
+        <w:rPr>
+          <w:bCs/>
+          <w:b/>
+        </w:rPr>
+        <w:t xml:space="preserve">Caderno de Revisão</w:t>
+      </w:r>
+      <w:r>
+        <w:t xml:space="preserve">: enigmas errados ficam pendentes para reforço sem cauris extras.</w:t>
+      </w:r>
+    </w:p>
+    <w:p>
+      <w:pPr>
+        <w:numPr>
+          <w:ilvl w:val="0"/>
+          <w:numId w:val="1001"/>
+        </w:numPr>
+        <w:pStyle w:val="Compact"/>
+      </w:pPr>
+      <w:r>
+        <w:rPr>
+          <w:bCs/>
+          <w:b/>
+        </w:rPr>
+        <w:t xml:space="preserve">Karma + Skip</w:t>
+      </w:r>
+      <w:r>
+        <w:t xml:space="preserve">: &gt;50% pendente bloqueia avançar (custa 50 cauris pular); &gt;20% gera toast de aviso. Skip após 2 erros: +5 pts piedade.</w:t>
+      </w:r>
+    </w:p>
+    <w:p>
+      <w:pPr>
+        <w:numPr>
+          <w:ilvl w:val="0"/>
+          <w:numId w:val="1001"/>
+        </w:numPr>
+        <w:pStyle w:val="Compact"/>
+      </w:pPr>
+      <w:r>
+        <w:rPr>
+          <w:bCs/>
+          <w:b/>
+        </w:rPr>
+        <w:t xml:space="preserve">HGA Royalty</w:t>
+      </w:r>
+      <w:r>
+        <w:t xml:space="preserve">: 9 Casas Reais com perks, 9 Súditos com gifts, genealogia em 9 árvores, 4 festivais com multiplicador ×1.5–2.0, Selo Real exportável (PNG 1080²) com casa+título+mosaico.</w:t>
+      </w:r>
+    </w:p>
+    <w:p>
+      <w:pPr>
+        <w:numPr>
+          <w:ilvl w:val="0"/>
+          <w:numId w:val="1001"/>
+        </w:numPr>
+        <w:pStyle w:val="Compact"/>
+      </w:pPr>
+      <w:r>
+        <w:rPr>
+          <w:bCs/>
+          <w:b/>
+        </w:rPr>
         <w:t xml:space="preserve">Áudio sintetizado de instrumentos africanos</w:t>
       </w:r>
       <w:r>
@@ -250,7 +357,157 @@
         <w:pStyle w:val="Compact"/>
       </w:pPr>
       <w:r>
+        <w:rPr>
+          <w:bCs/>
+          <w:b/>
+        </w:rPr>
+        <w:t xml:space="preserve">Acessibilidade</w:t>
+      </w:r>
+      <w:r>
+        <w:t xml:space="preserve">: TTS via Web Speech API (PT-BR), tema claro/escuro (papiro/dark), fonte Atkinson Hyperlegible.</w:t>
+      </w:r>
+    </w:p>
+    <w:p>
+      <w:pPr>
+        <w:numPr>
+          <w:ilvl w:val="0"/>
+          <w:numId w:val="1001"/>
+        </w:numPr>
+        <w:pStyle w:val="Compact"/>
+      </w:pPr>
+      <w:r>
+        <w:rPr>
+          <w:bCs/>
+          <w:b/>
+        </w:rPr>
+        <w:t xml:space="preserve">Liga local</w:t>
+      </w:r>
+      <w:r>
+        <w:t xml:space="preserve"> </w:t>
+      </w:r>
+      <w:r>
+        <w:t xml:space="preserve">multi-perfil +</w:t>
+      </w:r>
+      <w:r>
+        <w:t xml:space="preserve"> </w:t>
+      </w:r>
+      <w:r>
+        <w:rPr>
+          <w:bCs/>
+          <w:b/>
+        </w:rPr>
+        <w:t xml:space="preserve">Liga Global</w:t>
+      </w:r>
+      <w:r>
+        <w:t xml:space="preserve"> </w:t>
+      </w:r>
+      <w:r>
+        <w:t xml:space="preserve">Supabase opt-in com tiers semanais e abas</w:t>
+      </w:r>
+      <w:r>
+        <w:t xml:space="preserve"> </w:t>
+      </w:r>
+      <w:r>
+        <w:rPr>
+          <w:rStyle w:val="VerbatimChar"/>
+        </w:rPr>
+        <w:t xml:space="preserve">🌍 Global | #MinhaTag</w:t>
+      </w:r>
+      <w:r>
+        <w:t xml:space="preserve">.</w:t>
+      </w:r>
+    </w:p>
+    <w:p>
+      <w:pPr>
+        <w:numPr>
+          <w:ilvl w:val="0"/>
+          <w:numId w:val="1001"/>
+        </w:numPr>
+        <w:pStyle w:val="Compact"/>
+      </w:pPr>
+      <w:r>
+        <w:rPr>
+          <w:bCs/>
+          <w:b/>
+        </w:rPr>
+        <w:t xml:space="preserve">Torneio Assíncrono Semanal</w:t>
+      </w:r>
+      <w:r>
+        <w:t xml:space="preserve">: 5 enigmas/sem, anti-cheat server-side via Edge Function (</w:t>
+      </w:r>
+      <w:r>
+        <w:rPr>
+          <w:rStyle w:val="VerbatimChar"/>
+        </w:rPr>
+        <w:t xml:space="preserve">MIN_MS=1500</w:t>
+      </w:r>
+      <w:r>
+        <w:t xml:space="preserve">, ≤3 tentativas).</w:t>
+      </w:r>
+    </w:p>
+    <w:p>
+      <w:pPr>
+        <w:numPr>
+          <w:ilvl w:val="0"/>
+          <w:numId w:val="1001"/>
+        </w:numPr>
+        <w:pStyle w:val="Compact"/>
+      </w:pPr>
+      <w:r>
+        <w:rPr>
+          <w:bCs/>
+          <w:b/>
+        </w:rPr>
+        <w:t xml:space="preserve">PWA</w:t>
+      </w:r>
+      <w:r>
+        <w:t xml:space="preserve"> </w:t>
+      </w:r>
+      <w:r>
+        <w:t xml:space="preserve">instalável, offline-first, auto-update com</w:t>
+      </w:r>
+      <w:r>
+        <w:t xml:space="preserve"> </w:t>
+      </w:r>
+      <w:r>
+        <w:rPr>
+          <w:rStyle w:val="VerbatimChar"/>
+        </w:rPr>
+        <w:t xml:space="preserve">controllerchange</w:t>
+      </w:r>
+      <w:r>
+        <w:t xml:space="preserve">.</w:t>
+      </w:r>
+    </w:p>
+    <w:p>
+      <w:pPr>
+        <w:numPr>
+          <w:ilvl w:val="0"/>
+          <w:numId w:val="1001"/>
+        </w:numPr>
+        <w:pStyle w:val="Compact"/>
+      </w:pPr>
+      <w:r>
         <w:t xml:space="preserve">8 capas de mundo (PNG) integradas nos cartões e na tela do mundo.</w:t>
+      </w:r>
+    </w:p>
+    <w:p>
+      <w:pPr>
+        <w:numPr>
+          <w:ilvl w:val="0"/>
+          <w:numId w:val="1001"/>
+        </w:numPr>
+        <w:pStyle w:val="Compact"/>
+      </w:pPr>
+      <w:r>
+        <w:rPr>
+          <w:bCs/>
+          <w:b/>
+        </w:rPr>
+        <w:t xml:space="preserve">Compartilhamento</w:t>
+      </w:r>
+      <w:r>
+        <w:t xml:space="preserve">: WhatsApp deeplink + Web Share API + clipboard.</w:t>
       </w:r>
     </w:p>
     <w:bookmarkEnd w:id="21"/>
@@ -289,7 +546,25 @@
         <w:rPr>
           <w:rStyle w:val="VerbatimChar"/>
         </w:rPr>
-        <w:t xml:space="preserve">├── styles.css              # tema escuro ouro/terra/verde/índigo</w:t>
+        <w:t xml:space="preserve">├── styles.css              # tema papiro/dark ouro/terra/verde/índigo</w:t>
+      </w:r>
+      <w:r>
+        <w:br/>
+      </w:r>
+      <w:r>
+        <w:rPr>
+          <w:rStyle w:val="VerbatimChar"/>
+        </w:rPr>
+        <w:t xml:space="preserve">├── sw.js                   # Service Worker (PWA, auto-update)</w:t>
+      </w:r>
+      <w:r>
+        <w:br/>
+      </w:r>
+      <w:r>
+        <w:rPr>
+          <w:rStyle w:val="VerbatimChar"/>
+        </w:rPr>
+        <w:t xml:space="preserve">├── manifest.webmanifest    # PWA manifest</w:t>
       </w:r>
       <w:r>
         <w:br/>
@@ -307,16 +582,97 @@
         <w:rPr>
           <w:rStyle w:val="VerbatimChar"/>
         </w:rPr>
-        <w:t xml:space="preserve">│   ├── app.js              # state machine de telas, lógica de enigma, conquistas</w:t>
-      </w:r>
-      <w:r>
-        <w:br/>
-      </w:r>
-      <w:r>
-        <w:rPr>
-          <w:rStyle w:val="VerbatimChar"/>
-        </w:rPr>
-        <w:t xml:space="preserve">│   └── audio.js            # motor de instrumentos africanos (Web Audio API)</w:t>
+        <w:t xml:space="preserve">│   ├── app.js              # state machine, loop core, karma, caderno, mestria</w:t>
+      </w:r>
+      <w:r>
+        <w:br/>
+      </w:r>
+      <w:r>
+        <w:rPr>
+          <w:rStyle w:val="VerbatimChar"/>
+        </w:rPr>
+        <w:t xml:space="preserve">│   ├── audio.js            # motor de instrumentos africanos (Web Audio API)</w:t>
+      </w:r>
+      <w:r>
+        <w:br/>
+      </w:r>
+      <w:r>
+        <w:rPr>
+          <w:rStyle w:val="VerbatimChar"/>
+        </w:rPr>
+        <w:t xml:space="preserve">│   ├── royalty.js          # casas, títulos, festivais, perks, selo PNG</w:t>
+      </w:r>
+      <w:r>
+        <w:br/>
+      </w:r>
+      <w:r>
+        <w:rPr>
+          <w:rStyle w:val="VerbatimChar"/>
+        </w:rPr>
+        <w:t xml:space="preserve">│   ├── league.js           # Liga Global + abas por tag (Supabase REST)</w:t>
+      </w:r>
+      <w:r>
+        <w:br/>
+      </w:r>
+      <w:r>
+        <w:rPr>
+          <w:rStyle w:val="VerbatimChar"/>
+        </w:rPr>
+        <w:t xml:space="preserve">│   ├── league-config.js    # config Supabase (anon key pública por design)</w:t>
+      </w:r>
+      <w:r>
+        <w:br/>
+      </w:r>
+      <w:r>
+        <w:rPr>
+          <w:rStyle w:val="VerbatimChar"/>
+        </w:rPr>
+        <w:t xml:space="preserve">│   ├── tournament.js       # Torneio semanal (Edge Function + RPC)</w:t>
+      </w:r>
+      <w:r>
+        <w:br/>
+      </w:r>
+      <w:r>
+        <w:rPr>
+          <w:rStyle w:val="VerbatimChar"/>
+        </w:rPr>
+        <w:t xml:space="preserve">│   ├── profiles.js         # multi-perfil localStorage</w:t>
+      </w:r>
+      <w:r>
+        <w:br/>
+      </w:r>
+      <w:r>
+        <w:rPr>
+          <w:rStyle w:val="VerbatimChar"/>
+        </w:rPr>
+        <w:t xml:space="preserve">│   ├── profile-modal.js    # modal de criação rico (HGA + idade + tag)</w:t>
+      </w:r>
+      <w:r>
+        <w:br/>
+      </w:r>
+      <w:r>
+        <w:rPr>
+          <w:rStyle w:val="VerbatimChar"/>
+        </w:rPr>
+        <w:t xml:space="preserve">│   ├── onboarding.js       # carrossel 4 slides (1ª visita)</w:t>
+      </w:r>
+      <w:r>
+        <w:br/>
+      </w:r>
+      <w:r>
+        <w:rPr>
+          <w:rStyle w:val="VerbatimChar"/>
+        </w:rPr>
+        <w:t xml:space="preserve">│   ├── share.js            # WhatsApp + Web Share API + clipboard</w:t>
+      </w:r>
+      <w:r>
+        <w:br/>
+      </w:r>
+      <w:r>
+        <w:rPr>
+          <w:rStyle w:val="VerbatimChar"/>
+        </w:rPr>
+        <w:t xml:space="preserve">│   └── accessibility.js    # TTS via Web Speech API</w:t>
       </w:r>
       <w:r>
         <w:br/>
@@ -343,7 +699,7 @@
         <w:rPr>
           <w:rStyle w:val="VerbatimChar"/>
         </w:rPr>
-        <w:t xml:space="preserve">│   ├── enigmas.js          # enigmas (Mundo 1 = 5 entradas)</w:t>
+        <w:t xml:space="preserve">│   ├── enigmas.js          # 71 enigmas (Vols I-VIII)</w:t>
       </w:r>
       <w:r>
         <w:br/>
@@ -361,7 +717,142 @@
         <w:rPr>
           <w:rStyle w:val="VerbatimChar"/>
         </w:rPr>
-        <w:t xml:space="preserve">│   └── achievements.js     # 10 conquistas</w:t>
+        <w:t xml:space="preserve">│   ├── achievements.js     # 10 conquistas</w:t>
+      </w:r>
+      <w:r>
+        <w:br/>
+      </w:r>
+      <w:r>
+        <w:rPr>
+          <w:rStyle w:val="VerbatimChar"/>
+        </w:rPr>
+        <w:t xml:space="preserve">│   ├── titles.js           # 8 patentes</w:t>
+      </w:r>
+      <w:r>
+        <w:br/>
+      </w:r>
+      <w:r>
+        <w:rPr>
+          <w:rStyle w:val="VerbatimChar"/>
+        </w:rPr>
+        <w:t xml:space="preserve">│   ├── houses.js           # 9 casas reais + perks + questIds</w:t>
+      </w:r>
+      <w:r>
+        <w:br/>
+      </w:r>
+      <w:r>
+        <w:rPr>
+          <w:rStyle w:val="VerbatimChar"/>
+        </w:rPr>
+        <w:t xml:space="preserve">│   ├── suditos.js          # 9 NPCs com gifts</w:t>
+      </w:r>
+      <w:r>
+        <w:br/>
+      </w:r>
+      <w:r>
+        <w:rPr>
+          <w:rStyle w:val="VerbatimChar"/>
+        </w:rPr>
+        <w:t xml:space="preserve">│   ├── genealogy.js        # ancestrais por casa</w:t>
+      </w:r>
+      <w:r>
+        <w:br/>
+      </w:r>
+      <w:r>
+        <w:rPr>
+          <w:rStyle w:val="VerbatimChar"/>
+        </w:rPr>
+        <w:t xml:space="preserve">│   ├── festivals.js        # 4 festivais com multiplier</w:t>
+      </w:r>
+      <w:r>
+        <w:br/>
+      </w:r>
+      <w:r>
+        <w:rPr>
+          <w:rStyle w:val="VerbatimChar"/>
+        </w:rPr>
+        <w:t xml:space="preserve">│   ├── leagues.js          # 6 tiers semanais</w:t>
+      </w:r>
+      <w:r>
+        <w:br/>
+      </w:r>
+      <w:r>
+        <w:rPr>
+          <w:rStyle w:val="VerbatimChar"/>
+        </w:rPr>
+        <w:t xml:space="preserve">│   ├── hga-names.js        # 60 nomes históricos para gerador</w:t>
+      </w:r>
+      <w:r>
+        <w:br/>
+      </w:r>
+      <w:r>
+        <w:rPr>
+          <w:rStyle w:val="VerbatimChar"/>
+        </w:rPr>
+        <w:t xml:space="preserve">│   ├── blocklist.js        # vocabulário vetado em nicks/tags</w:t>
+      </w:r>
+      <w:r>
+        <w:br/>
+      </w:r>
+      <w:r>
+        <w:rPr>
+          <w:rStyle w:val="VerbatimChar"/>
+        </w:rPr>
+        <w:t xml:space="preserve">│   ├── tournament-config.js# regras semanais (5 enigmas, ≤3 tentativas)</w:t>
+      </w:r>
+      <w:r>
+        <w:br/>
+      </w:r>
+      <w:r>
+        <w:rPr>
+          <w:rStyle w:val="VerbatimChar"/>
+        </w:rPr>
+        <w:t xml:space="preserve">│   └── version.js          # versão + build date</w:t>
+      </w:r>
+      <w:r>
+        <w:br/>
+      </w:r>
+      <w:r>
+        <w:rPr>
+          <w:rStyle w:val="VerbatimChar"/>
+        </w:rPr>
+        <w:t xml:space="preserve">├── supabase/</w:t>
+      </w:r>
+      <w:r>
+        <w:br/>
+      </w:r>
+      <w:r>
+        <w:rPr>
+          <w:rStyle w:val="VerbatimChar"/>
+        </w:rPr>
+        <w:t xml:space="preserve">│   ├── SETUP_TOURNAMENT.sql# schema + RPC + view + seed gabarito</w:t>
+      </w:r>
+      <w:r>
+        <w:br/>
+      </w:r>
+      <w:r>
+        <w:rPr>
+          <w:rStyle w:val="VerbatimChar"/>
+        </w:rPr>
+        <w:t xml:space="preserve">│   ├── seed_enigma_answers.sql</w:t>
+      </w:r>
+      <w:r>
+        <w:br/>
+      </w:r>
+      <w:r>
+        <w:rPr>
+          <w:rStyle w:val="VerbatimChar"/>
+        </w:rPr>
+        <w:t xml:space="preserve">│   ├── migrations/</w:t>
+      </w:r>
+      <w:r>
+        <w:br/>
+      </w:r>
+      <w:r>
+        <w:rPr>
+          <w:rStyle w:val="VerbatimChar"/>
+        </w:rPr>
+        <w:t xml:space="preserve">│   └── functions/submit_tournament_answer/  # Edge Function</w:t>
       </w:r>
       <w:r>
         <w:br/>
@@ -388,70 +879,61 @@
         <w:rPr>
           <w:rStyle w:val="VerbatimChar"/>
         </w:rPr>
-        <w:t xml:space="preserve">│   └── world-1..8-*.png    # capas dos 8 mundos</w:t>
-      </w:r>
-      <w:r>
-        <w:br/>
-      </w:r>
-      <w:r>
-        <w:rPr>
-          <w:rStyle w:val="VerbatimChar"/>
-        </w:rPr>
-        <w:t xml:space="preserve">├── docs/</w:t>
-      </w:r>
-      <w:r>
-        <w:br/>
-      </w:r>
-      <w:r>
-        <w:rPr>
-          <w:rStyle w:val="VerbatimChar"/>
-        </w:rPr>
-        <w:t xml:space="preserve">│   ├── CONCEITO.md         # tese, problema, princípios</w:t>
-      </w:r>
-      <w:r>
-        <w:br/>
-      </w:r>
-      <w:r>
-        <w:rPr>
-          <w:rStyle w:val="VerbatimChar"/>
-        </w:rPr>
-        <w:t xml:space="preserve">│   ├── ROADMAP.md          # fases 0–4</w:t>
-      </w:r>
-      <w:r>
-        <w:br/>
-      </w:r>
-      <w:r>
-        <w:rPr>
-          <w:rStyle w:val="VerbatimChar"/>
-        </w:rPr>
-        <w:t xml:space="preserve">│   ├── AUDIO.md            # mapa instrumento ↔ evento</w:t>
-      </w:r>
-      <w:r>
-        <w:br/>
-      </w:r>
-      <w:r>
-        <w:rPr>
-          <w:rStyle w:val="VerbatimChar"/>
-        </w:rPr>
-        <w:t xml:space="preserve">│   └── raw/                # material original arquivado</w:t>
-      </w:r>
-      <w:r>
-        <w:br/>
-      </w:r>
-      <w:r>
-        <w:rPr>
-          <w:rStyle w:val="VerbatimChar"/>
-        </w:rPr>
-        <w:t xml:space="preserve">└── .claude/</w:t>
-      </w:r>
-      <w:r>
-        <w:br/>
-      </w:r>
-      <w:r>
-        <w:rPr>
-          <w:rStyle w:val="VerbatimChar"/>
-        </w:rPr>
-        <w:t xml:space="preserve">    └── skills/             # sankofa-add-enigma, -add-world, -tune-audio</w:t>
+        <w:t xml:space="preserve">│   ├── world-1..8-*.png    # capas dos 8 mundos</w:t>
+      </w:r>
+      <w:r>
+        <w:br/>
+      </w:r>
+      <w:r>
+        <w:rPr>
+          <w:rStyle w:val="VerbatimChar"/>
+        </w:rPr>
+        <w:t xml:space="preserve">│   └── frag_*.png          # 24 fragmentos com arte</w:t>
+      </w:r>
+      <w:r>
+        <w:br/>
+      </w:r>
+      <w:r>
+        <w:rPr>
+          <w:rStyle w:val="VerbatimChar"/>
+        </w:rPr>
+        <w:t xml:space="preserve">├── docs/                   # CONCEITO, ROADMAP, AUDIO, LIGA, MONETIZACAO,</w:t>
+      </w:r>
+      <w:r>
+        <w:br/>
+      </w:r>
+      <w:r>
+        <w:rPr>
+          <w:rStyle w:val="VerbatimChar"/>
+        </w:rPr>
+        <w:t xml:space="preserve">│                           # PITCH-DECK, CARTAS, ONE-PAGER, MULTIPLAYER-SOCIAL,</w:t>
+      </w:r>
+      <w:r>
+        <w:br/>
+      </w:r>
+      <w:r>
+        <w:rPr>
+          <w:rStyle w:val="VerbatimChar"/>
+        </w:rPr>
+        <w:t xml:space="preserve">│                           # UNIVERSO-TRANSMIDIA, CAMPANHA-LANCAMENTO, EDITAL-04</w:t>
+      </w:r>
+      <w:r>
+        <w:br/>
+      </w:r>
+      <w:r>
+        <w:rPr>
+          <w:rStyle w:val="VerbatimChar"/>
+        </w:rPr>
+        <w:t xml:space="preserve">├── word/                   # versão .docx de cada doc</w:t>
+      </w:r>
+      <w:r>
+        <w:br/>
+      </w:r>
+      <w:r>
+        <w:rPr>
+          <w:rStyle w:val="VerbatimChar"/>
+        </w:rPr>
+        <w:t xml:space="preserve">└── .claude/skills/         # sankofa-add-enigma, -add-world, -tune-audio</w:t>
       </w:r>
     </w:p>
     <w:bookmarkEnd w:id="22"/>
@@ -1246,7 +1728,7 @@
         <w:pStyle w:val="Compact"/>
       </w:pPr>
       <w:r>
-        <w:t xml:space="preserve">Validar enigmas com especialista em HGA / educação básica.</w:t>
+        <w:t xml:space="preserve">Validar 71 enigmas com especialista em HGA / educação básica.</w:t>
       </w:r>
     </w:p>
     <w:p>
@@ -1258,7 +1740,19 @@
         <w:pStyle w:val="Compact"/>
       </w:pPr>
       <w:r>
-        <w:t xml:space="preserve">Acrescentar mais 10 enigmas para fechar o Mundo 1 com 15 desafios.</w:t>
+        <w:t xml:space="preserve">Modo Sala de Aula (Kahoot-style) — Fase 2 do</w:t>
+      </w:r>
+      <w:r>
+        <w:t xml:space="preserve"> </w:t>
+      </w:r>
+      <w:r>
+        <w:rPr>
+          <w:rStyle w:val="VerbatimChar"/>
+        </w:rPr>
+        <w:t xml:space="preserve">MULTIPLAYER-SOCIAL.md</w:t>
+      </w:r>
+      <w:r>
+        <w:t xml:space="preserve">.</w:t>
       </w:r>
     </w:p>
     <w:p>
@@ -1270,7 +1764,7 @@
         <w:pStyle w:val="Compact"/>
       </w:pPr>
       <w:r>
-        <w:t xml:space="preserve">Iniciar Mundo 2 (Reinos do Nilo, Volume II) com 8 enigmas piloto.</w:t>
+        <w:t xml:space="preserve">Paleta sonora regional por mundo (kora no Sahel, ney no Nilo, etc.).</w:t>
       </w:r>
     </w:p>
     <w:p>
@@ -1282,7 +1776,7 @@
         <w:pStyle w:val="Compact"/>
       </w:pPr>
       <w:r>
-        <w:t xml:space="preserve">Paleta sonora regional por mundo (kora no Sahel, ney no Nilo, etc.).</w:t>
+        <w:t xml:space="preserve">Tradução EN/FR/ES.</w:t>
       </w:r>
     </w:p>
     <w:p>
@@ -1294,7 +1788,7 @@
         <w:pStyle w:val="Compact"/>
       </w:pPr>
       <w:r>
-        <w:t xml:space="preserve">Auditoria de acessibilidade (contraste AAA, foco visível, leitor de tela).</w:t>
+        <w:t xml:space="preserve">Painel do professor com relatório PNG/PDF.</w:t>
       </w:r>
     </w:p>
     <w:p>
@@ -1306,7 +1800,43 @@
         <w:pStyle w:val="Compact"/>
       </w:pPr>
       <w:r>
-        <w:t xml:space="preserve">Publicação online (GitHub Pages ou Vercel).</w:t>
+        <w:t xml:space="preserve">Cumprir as quests por casa (</w:t>
+      </w:r>
+      <w:r>
+        <w:rPr>
+          <w:rStyle w:val="VerbatimChar"/>
+        </w:rPr>
+        <w:t xml:space="preserve">HOUSES[i].questIds</w:t>
+      </w:r>
+      <w:r>
+        <w:t xml:space="preserve"> </w:t>
+      </w:r>
+      <w:r>
+        <w:t xml:space="preserve">hoje data-only).</w:t>
+      </w:r>
+    </w:p>
+    <w:p>
+      <w:pPr>
+        <w:numPr>
+          <w:ilvl w:val="0"/>
+          <w:numId w:val="1006"/>
+        </w:numPr>
+        <w:pStyle w:val="Compact"/>
+      </w:pPr>
+      <w:r>
+        <w:t xml:space="preserve">Distribuir gifts recorrentes dos súditos (</w:t>
+      </w:r>
+      <w:r>
+        <w:rPr>
+          <w:rStyle w:val="VerbatimChar"/>
+        </w:rPr>
+        <w:t xml:space="preserve">SUDITOS[i].gift</w:t>
+      </w:r>
+      <w:r>
+        <w:t xml:space="preserve"> </w:t>
+      </w:r>
+      <w:r>
+        <w:t xml:space="preserve">hoje só display).</w:t>
       </w:r>
     </w:p>
     <w:bookmarkEnd w:id="29"/>

--- a/word/00-README.docx
+++ b/word/00-README.docx
@@ -138,13 +138,13 @@
       </w:r>
     </w:p>
     <w:bookmarkEnd w:id="20"/>
-    <w:bookmarkStart w:id="21" w:name="X9e051b45ae66e2295f53528aa973fee59302afc"/>
+    <w:bookmarkStart w:id="21" w:name="X7312a45935c239987778f8243ca2a444fb79a3a"/>
     <w:p>
       <w:pPr>
         <w:pStyle w:val="Heading2"/>
       </w:pPr>
       <w:r>
-        <w:t xml:space="preserve">Estado atual (v1.3.6-dev — 8 mundos, 71 enigmas)</w:t>
+        <w:t xml:space="preserve">Estado atual (v1.3.9-dev — 8 mundos, 71 enigmas)</w:t>
       </w:r>
     </w:p>
     <w:p>
